--- a/docs/开源交付与许可说明.docx
+++ b/docs/开源交付与许可说明.docx
@@ -14,6 +14,43 @@
           <w:sz w:val="36"/>
         </w:rPr>
         <w:t>源代码与资源交付说明（含第三方许可）</w:t>
+      </w:r>
+    </w:p>
+    <w:p>
+      <w:pPr>
+        <w:ind w:left="340"/>
+      </w:pPr>
+      <w:r>
+        <w:rPr>
+          <w:rFonts w:ascii="宋体" w:hAnsi="宋体" w:eastAsia="宋体"/>
+          <w:b/>
+          <w:color w:val="444444"/>
+        </w:rPr>
+        <w:t>更新（2026-10-30）：源代码已发布到 GitHub 公开仓库</w:t>
+      </w:r>
+      <w:r>
+        <w:rPr>
+          <w:rFonts w:ascii="宋体" w:hAnsi="宋体" w:eastAsia="宋体"/>
+          <w:color w:val="444444"/>
+        </w:rPr>
+        <w:t xml:space="preserve"> — https://github.com/SchnappiMika/lightweight-mistake-classifier</w:t>
+      </w:r>
+    </w:p>
+    <w:p>
+      <w:pPr>
+        <w:ind w:left="340"/>
+      </w:pPr>
+    </w:p>
+    <w:p>
+      <w:pPr>
+        <w:ind w:left="340"/>
+      </w:pPr>
+      <w:r>
+        <w:rPr>
+          <w:rFonts w:ascii="宋体" w:hAnsi="宋体" w:eastAsia="宋体"/>
+          <w:color w:val="444444"/>
+        </w:rPr>
+        <w:t>仓库包含全部源码、资源、测试、工具与文档（270 个受版本控制的文件）。本文其余章节保留发布前的核对清单与许可分析，作为后续维护、二进制分发与许可合规的参考；文中"尚未发布"等表述指发布前的状态。</w:t>
       </w:r>
     </w:p>
     <w:p>

--- a/docs/开源交付与许可说明.docx
+++ b/docs/开源交付与许可说明.docx
@@ -50,7 +50,7 @@
           <w:rFonts w:ascii="宋体" w:hAnsi="宋体" w:eastAsia="宋体"/>
           <w:color w:val="444444"/>
         </w:rPr>
-        <w:t>仓库包含全部源码、资源、测试、工具与文档（270 个受版本控制的文件）。本文其余章节保留发布前的核对清单与许可分析，作为后续维护、二进制分发与许可合规的参考；文中"尚未发布"等表述指发布前的状态。</w:t>
+        <w:t>仓库包含全部源码、资源、测试、工具与文档（268 个受版本控制的文件）。本文其余章节保留发布前的核对清单与许可分析，作为后续维护、二进制分发与许可合规的参考；文中"尚未发布"等表述指发布前的状态。</w:t>
       </w:r>
     </w:p>
     <w:p>

--- a/docs/开源交付与许可说明.docx
+++ b/docs/开源交付与许可说明.docx
@@ -50,7 +50,7 @@
           <w:rFonts w:ascii="宋体" w:hAnsi="宋体" w:eastAsia="宋体"/>
           <w:color w:val="444444"/>
         </w:rPr>
-        <w:t>仓库包含全部源码、资源、测试、工具与文档（268 个受版本控制的文件）。本文其余章节保留发布前的核对清单与许可分析，作为后续维护、二进制分发与许可合规的参考；文中"尚未发布"等表述指发布前的状态。</w:t>
+        <w:t>仓库包含全部源码、资源、测试、工具与文档（269 个受版本控制的文件）。本文其余章节保留发布前的核对清单与许可分析，作为后续维护、二进制分发与许可合规的参考；文中"尚未发布"等表述指发布前的状态。</w:t>
       </w:r>
     </w:p>
     <w:p>
